--- a/EXHIBIT + Sub Exhibits(G1-G10) 12.4 GOAS V4.1_TC.docx
+++ b/EXHIBIT + Sub Exhibits(G1-G10) 12.4 GOAS V4.1_TC.docx
@@ -8,7 +8,7 @@
         <w:jc w:val="center"/>
       </w:pPr>
       <w:r>
-        <w:t>EXHIBIT 12.4</w:t>
+        <w:t>Exhibit 27</w:t>
       </w:r>
     </w:p>
     <w:p>
